--- a/document/TEST_CASES_HE_THONG_CEO1983.docx
+++ b/document/TEST_CASES_HE_THONG_CEO1983.docx
@@ -797,7 +797,7 @@
                 <w:sz w:val="19"/>
                 <w:szCs w:val="19"/>
               </w:rPr>
-              <w:t xml:space="preserve">Tra Cứu Trực Tuyến Tiến Độ Thẩm Định Hồ Sơ Gia Nhập CLB CEO 1983</w:t>
+              <w:t xml:space="preserve">Gửi Thành Công Đơn Đăng Ký Gia Nhập &amp; Xác Nhận Tiếp Nhận Vào Hệ Thống Thẩm Định</w:t>
             </w:r>
           </w:p>
         </w:tc>
